--- a/manuscript/regnetagents_preprint.docx
+++ b/manuscript/regnetagents_preprint.docx
@@ -59,31 +59,25 @@
     <w:p/>
     <w:p>
       <w:r>
-        <w:t>Gene regulatory network analysis is essential for understanding disease mechanisms, identifying biomarkers, and prioritizing therapeutic targets. Traditional workflows require manual effort across multiple databases, limiting scalability. We present RegNetAgents, an LLM-powered multi-agent framework that demonstrates automated gene regulatory network analysis through conversational interaction. This system is designed as a hypothesis generation tool to assist researchers, not as a replacement for experimental validation. The framework integrates network modeling, therapeutic target ranking, pathway enrichment, and multi-domain interpretation into a unified conversational interface accessible without programming expertise.</w:t>
-      </w:r>
-    </w:p>
-    <w:p/>
-    <w:p>
-      <w:r>
-        <w:t>Built on ARACNe networks from 500,000+ single cells across 10 cell types, the framework deploys four specialized agents in parallel with rule-based fallback. Therapeutic target prioritization ranks candidates using network centrality metrics (PageRank, degree centrality).</w:t>
-      </w:r>
-    </w:p>
-    <w:p/>
-    <w:p>
-      <w:r>
-        <w:t>In a five-gene colorectal cancer case study (MYC, CTNNB1, CCND1, TP53, KRAS), the framework characterizes regulatory architectures (hub regulators vs. heavily regulated genes) that align with known biological roles. For TP53, top-ranked upstream regulators include literature-supported interactors (WWTR1, YAP1, CHD4) identified by network topology, while additional high-ranking candidates (RBPMS, PRRX2, THRA, IKZF2) represent novel hypotheses for experimental validation.</w:t>
-      </w:r>
-    </w:p>
-    <w:p/>
-    <w:p>
-      <w:r>
-        <w:t>Analysis of 99 regulators across 5 genes completed in 15-62 seconds (vs. 2-4 hours manual workflows), representing orders of magnitude speedup. This five-gene demonstration establishes proof-of-concept for recapitulating literature-confirmed patterns and generating testable hypotheses. RegNetAgents transforms labor-intensive analysis into second-scale automated workflows accessible to experimental biologists. This work was developed with assistance from AI coding tools (Claude Code), demonstrating how AI-assisted development can democratize computational biology research and enable researchers from diverse backgrounds to implement sophisticated analytical frameworks.</w:t>
-      </w:r>
-    </w:p>
-    <w:p/>
-    <w:p>
-      <w:r>
-        <w:t>Keywords: gene regulatory networks, single-cell RNA-seq, multi-agent systems, workflow orchestration, hypothesis generation, biomarker discovery, therapeutic target identification, network centrality, PageRank, LangGraph, Model Context Protocol</w:t>
+        <w:t>We present RegNetAgents, a multi-agent AI framework that automates complex scientific workflows by combining large language models, rule-based reasoning, and workflow orchestration. The system integrates four specialized agents that coordinate through a shared state, execute in parallel, and fall back to deterministic heuristics when LLM output is unavailable. RegNetAgents demonstrates how AI-driven workflow automation can replace multi-hour, multi-database analytical pipelines with second-scale, reproducible execution.</w:t>
+      </w:r>
+    </w:p>
+    <w:p/>
+    <w:p>
+      <w:r>
+        <w:t>As a case study, we apply the framework to gene regulatory network analysis using ARACNe-derived networks from 500,000+ single cells across 10 cell types. The system performs network modeling, pathway enrichment, and topology-based therapeutic target prioritization through a unified conversational interface requiring no programming expertise. In a five-gene benchmark, RegNetAgents analyzes 99 upstream regulators in 15-62 seconds, compared to 2-4 hours of manual workflows.</w:t>
+      </w:r>
+    </w:p>
+    <w:p/>
+    <w:p>
+      <w:r>
+        <w:t>The multi-agent architecture successfully recapitulates known regulatory patterns and identifies literature-supported upstream regulators of TP53 (WWTR1, YAP1, CHD4), while also generating novel hypotheses. This demonstrates how AI-assisted workflow systems can accelerate scientific hypothesis generation and democratize access to complex analytical methods.</w:t>
+      </w:r>
+    </w:p>
+    <w:p/>
+    <w:p>
+      <w:r>
+        <w:t>Keywords: multi-agent systems, workflow orchestration, LLM-powered automation, AI-for-science, scientific workflows, hypothesis generation, LangGraph, Model Context Protocol</w:t>
       </w:r>
     </w:p>
     <w:p/>

--- a/manuscript/regnetagents_preprint.docx
+++ b/manuscript/regnetagents_preprint.docx
@@ -8,7 +8,7 @@
         <w:keepNext/>
       </w:pPr>
       <w:r>
-        <w:t>RegNetAgents: A Multi-Agent AI Framework for Automated Gene Regulatory Network Analysis and Therapeutic Target Prioritization</w:t>
+        <w:t>RegNetAgents: A Multi-Agent LLM System for Automating Complex Scientific Workflows</w:t>
       </w:r>
     </w:p>
     <w:p/>
@@ -59,25 +59,25 @@
     <w:p/>
     <w:p>
       <w:r>
-        <w:t>We present RegNetAgents, a multi-agent AI framework that automates complex scientific workflows by combining large language models, rule-based reasoning, and workflow orchestration. The system integrates four specialized agents that coordinate through a shared state, execute in parallel, and fall back to deterministic heuristics when LLM output is unavailable. RegNetAgents demonstrates how AI-driven workflow automation can replace multi-hour, multi-database analytical pipelines with second-scale, reproducible execution.</w:t>
-      </w:r>
-    </w:p>
-    <w:p/>
-    <w:p>
-      <w:r>
-        <w:t>As a case study, we apply the framework to gene regulatory network analysis using ARACNe-derived networks from 500,000+ single cells across 10 cell types. The system performs network modeling, pathway enrichment, and topology-based therapeutic target prioritization through a unified conversational interface requiring no programming expertise. In a five-gene benchmark, RegNetAgents analyzes 99 upstream regulators in 15-62 seconds, compared to 2-4 hours of manual workflows.</w:t>
-      </w:r>
-    </w:p>
-    <w:p/>
-    <w:p>
-      <w:r>
-        <w:t>The multi-agent architecture successfully recapitulates known regulatory patterns and identifies literature-supported upstream regulators of TP53 (WWTR1, YAP1, CHD4), while also generating novel hypotheses. This demonstrates how AI-assisted workflow systems can accelerate scientific hypothesis generation and democratize access to complex analytical methods.</w:t>
-      </w:r>
-    </w:p>
-    <w:p/>
-    <w:p>
-      <w:r>
-        <w:t>Keywords: multi-agent systems, workflow orchestration, LLM-powered automation, AI-for-science, scientific workflows, hypothesis generation, LangGraph, Model Context Protocol</w:t>
+        <w:t>We introduce RegNetAgents, a multi-agent large language model (LLM) system designed to automate complex scientific workflows that traditionally require extensive manual effort, domain expertise, and multi-tool coordination. The framework integrates four specialized agents that operate in parallel, coordinate through a shared state, and fall back to deterministic rule-based logic when LLM output is uncertain. This hybrid architecture enables reliable, fast, and reproducible workflow automation, transforming multi-hour analytical pipelines into second-scale execution through a unified conversational interface.</w:t>
+      </w:r>
+    </w:p>
+    <w:p/>
+    <w:p>
+      <w:r>
+        <w:t>To demonstrate the system's capabilities, we apply RegNetAgents to a representative scientific workflow: gene regulatory network analysis using ARACNe-derived networks from 500,000+ single cells across 10 cell types. The system performs network modeling, pathway enrichment, regulator ranking, and multi-domain interpretation without requiring programming expertise. In a five-gene benchmark, RegNetAgents analyzes 99 upstream regulators in 15–62 seconds, compared to 2–4 hours of manual multi-database workflows.</w:t>
+      </w:r>
+    </w:p>
+    <w:p/>
+    <w:p>
+      <w:r>
+        <w:t>The multi-agent architecture successfully recapitulates known regulatory patterns and identifies literature-supported upstream regulators of TP53 (WWTR1, YAP1, CHD4), while also generating novel hypotheses. These results illustrate how AI-driven workflow systems can accelerate scientific reasoning, reduce cognitive load, and democratize access to sophisticated analytical methods. RegNetAgents highlights the potential of multi-agent LLM systems to generalize across scientific domains and serve as scalable engines for hypothesis generation and automated analysis.</w:t>
+      </w:r>
+    </w:p>
+    <w:p/>
+    <w:p>
+      <w:r>
+        <w:t>Keywords: multi-agent systems, LLM orchestration, workflow automation, AI-for-science, scientific reasoning, hypothesis generation, LangGraph, Model Context Protocol</w:t>
       </w:r>
     </w:p>
     <w:p/>

--- a/manuscript/regnetagents_preprint.docx
+++ b/manuscript/regnetagents_preprint.docx
@@ -99,25 +99,25 @@
         <w:keepNext/>
       </w:pPr>
       <w:r>
-        <w:t>Background</w:t>
-      </w:r>
-    </w:p>
-    <w:p/>
-    <w:p>
-      <w:r>
-        <w:t>Gene regulatory networks (GRNs) represent the complex interactions between transcription factors and their target genes, forming the fundamental control systems that determine cellular identity, function, and disease states (1,2). Understanding these networks is critical for identifying disease biomarkers, elucidating disease mechanisms, and discovering therapeutic targets (3,4). Single-cell RNA sequencing (scRNA-seq) technologies have enabled reconstruction of cell-type-specific regulatory networks at unprecedented resolution, revealing how regulatory architecture varies across tissues and cell types (5,6).</w:t>
-      </w:r>
-    </w:p>
-    <w:p/>
-    <w:p>
-      <w:r>
-        <w:t>Traditional gene regulatory analysis requires researchers to manually query multiple databases and tools: network databases such as STRING (7) and BioGRID (8) for interaction data, pathway enrichment tools such as Enrichr (9) and DAVID (10) for functional annotation, and extensive literature curation for domain-specific context. This fragmented workflow presents several critical limitations. First, the process is labor-intensive and time-consuming, requiring researchers to navigate different web interfaces, export data, and manually integrate findings across domains for each gene analyzed. Second, sequential processing limits scalability—analyzing multiple genes or comparing across cell types requires repeating the entire workflow. Third, domain expertise remains siloed, with cancer relevance, drug development potential, clinical actionability, and systems-level effects analyzed separately rather than in an integrated framework. Finally, the lack of conversational interfaces necessitates technical expertise, limiting accessibility to researchers without computational backgrounds.</w:t>
-      </w:r>
-    </w:p>
-    <w:p/>
-    <w:p>
-      <w:r>
-        <w:t>These workflow bottlenecks—manual integration, limited scalability, and accessibility barriers—align precisely with challenges that recent AI advances are well-positioned to address. Multi-agent systems enable parallel execution of specialized analysis components (11), while graph-based workflow engines such as LangGraph provide intelligent routing and state management for complex analytical pipelines (12). The Model Context Protocol (MCP) enables integration of computational tools with conversational AI interfaces (13), potentially bridging the accessibility gap for non-computational researchers.</w:t>
+        <w:t>Background: Multi-Agent LLM Systems for Scientific Workflow Automation</w:t>
+      </w:r>
+    </w:p>
+    <w:p/>
+    <w:p>
+      <w:r>
+        <w:t>Scientific discovery increasingly depends on computational workflows that integrate multiple databases, analytical tools, and domain-specific knowledge. Researchers routinely face tasks requiring multi-step pipelines: querying heterogeneous data sources, applying statistical methods, interpreting results through specialized lenses (clinical relevance, therapeutic potential, mechanistic insight), and synthesizing findings into actionable hypotheses. These workflows are typically manual, sequential, and require significant domain expertise—limiting scalability, reproducibility, and accessibility to non-computational researchers.</w:t>
+      </w:r>
+    </w:p>
+    <w:p/>
+    <w:p>
+      <w:r>
+        <w:t>Recent advances in large language models (LLMs) and multi-agent orchestration frameworks offer a compelling solution: automated scientific reasoning systems that execute complex analytical pipelines through conversational interfaces. Multi-agent architectures enable parallel execution of specialized analysis components (11), while graph-based workflow engines such as LangGraph provide intelligent routing and state management for complex analytical pipelines (12). The Model Context Protocol (MCP) enables integration of computational tools with conversational AI interfaces (13), potentially democratizing access to sophisticated analytical methods.</w:t>
+      </w:r>
+    </w:p>
+    <w:p/>
+    <w:p>
+      <w:r>
+        <w:t>However, deploying LLMs in scientific workflows introduces critical challenges: reliability (LLM outputs can be inconsistent or hallucinated), reproducibility (non-deterministic generation hinders scientific validation), and performance (LLM inference adds latency to time-sensitive analyses). To address these challenges, we introduce a hybrid multi-agent architecture that combines LLM-powered reasoning with deterministic rule-based fallback logic, enabling fast, reliable, and reproducible workflow automation.</w:t>
       </w:r>
     </w:p>
     <w:p/>
@@ -127,25 +127,52 @@
         <w:keepNext/>
       </w:pPr>
       <w:r>
-        <w:t>Regulatory Network Data Sources</w:t>
-      </w:r>
-    </w:p>
-    <w:p/>
-    <w:p>
-      <w:r>
-        <w:t>Cell-type-specific regulatory networks were obtained as pre-computed ARACNe networks prepared and released by the GREmLN team (14). The GREmLN team (CZ Biohub NY / Columbia University) processed single-cell RNA-seq data from the CELLxGENE Data Portal (15)—comprising 11 million scRNA-seq profiles across 162 cell types from Census release 2024-07-01—using the ARACNe (Algorithm for the Reconstruction of Accurate Cellular Networks) algorithm (16,17) and publicly released pre-computed networks for 10 cell types via their Quickstart Tutorial. RegNetAgents leverages these pre-computed ARACNe networks as input data for multi-agent network analysis, independent of the GREmLN foundation model itself.</w:t>
-      </w:r>
-    </w:p>
-    <w:p/>
-    <w:p>
-      <w:r>
-        <w:t>ARACNe Network Inference: ARACNe-AP (Adaptive Partitioning) uses mutual information to identify direct regulatory interactions while eliminating indirect associations through data processing inequality (DPI). The algorithm computes pairwise mutual information scores between genes, applies statistical significance testing (p-value threshold: 1e-8), and removes indirect edges using DPI to produce high-confidence transcription factor-target relationships. Networks were generated from metacell-aggregated expression matrices (5 cells per metacell) using the top 1,024 highly variable genes per cell type. The resulting networks are provided as tab-separated value files with columns for regulator gene ID, target gene ID, mutual information score, Spearman correlation coefficient, bootstrap count, and log-transformed p-values.</w:t>
-      </w:r>
-    </w:p>
-    <w:p/>
-    <w:p>
-      <w:r>
-        <w:t>Network Processing: We obtained pre-computed ARACNe networks (network.tsv format) from the GREmLN Quickstart Tutorial and converted them to optimized NetworkX-compatible pickle caches (network_index.pkl) for subsecond loading. We utilized 10 cell types spanning immune cells (CD14 monocytes, CD16 monocytes, CD20 B cells, CD4 T cells, CD8 T cells, NK cells, NKT cells, monocyte-derived dendritic cells), blood cells (erythrocytes), and epithelial tissue, representing over 500,000 single cells with networks containing up to 183,247 regulatory edges for epithelial cells.</w:t>
+        <w:t>Gene Regulatory Network Analysis as a Representative Scientific Workflow</w:t>
+      </w:r>
+    </w:p>
+    <w:p/>
+    <w:p>
+      <w:r>
+        <w:t>To demonstrate the capabilities and validate the reliability of multi-agent LLM workflow automation, we apply the framework to gene regulatory network analysis—a representative scientific workflow with well-defined steps, multiple specialized domains, and clear validation criteria.</w:t>
+      </w:r>
+    </w:p>
+    <w:p/>
+    <w:p>
+      <w:r>
+        <w:t>Gene regulatory networks (GRNs) represent the complex interactions between transcription factors and their target genes, forming the fundamental control systems that determine cellular identity, function, and disease states (1,2). Understanding these networks is critical for identifying disease biomarkers, elucidating disease mechanisms, and discovering therapeutic targets (3,4). Single-cell RNA sequencing (scRNA-seq) technologies have enabled reconstruction of cell-type-specific regulatory networks at unprecedented resolution, revealing how regulatory architecture varies across tissues and cell types (5,6).</w:t>
+      </w:r>
+    </w:p>
+    <w:p/>
+    <w:p>
+      <w:r>
+        <w:t>Traditional gene regulatory analysis exemplifies the workflow bottlenecks that multi-agent LLM systems can address. Researchers must manually query multiple databases and tools: network databases such as STRING (7) and BioGRID (8) for interaction data, pathway enrichment tools such as Enrichr (9) and DAVID (10) for functional annotation, and extensive literature curation for domain-specific context. This fragmented workflow presents several critical limitations that align with broader scientific workflow challenges:</w:t>
+      </w:r>
+    </w:p>
+    <w:p/>
+    <w:p>
+      <w:r>
+        <w:t>1. Manual integration: Labor-intensive coordination across web interfaces, data export, and cross-domain synthesis for each gene analyzed</w:t>
+      </w:r>
+    </w:p>
+    <w:p>
+      <w:r>
+        <w:t>2. Sequential processing: Limited scalability—analyzing multiple genes or comparing across cell types requires repeating the entire workflow</w:t>
+      </w:r>
+    </w:p>
+    <w:p>
+      <w:r>
+        <w:t>3. Siloed expertise: Cancer relevance, drug development potential, clinical actionability, and systems-level effects analyzed separately rather than in an integrated framework</w:t>
+      </w:r>
+    </w:p>
+    <w:p>
+      <w:r>
+        <w:t>4. Technical barriers: Lack of conversational interfaces necessitates programming expertise, limiting accessibility</w:t>
+      </w:r>
+    </w:p>
+    <w:p/>
+    <w:p>
+      <w:r>
+        <w:t>This workflow serves as an ideal test case for multi-agent LLM automation: it requires (1) structured data retrieval (network topology, pathway enrichment), (2) algorithmic computation (network centrality, therapeutic target ranking), (3) multi-domain interpretation (cancer biology, drug discovery, clinical relevance, systems biology), and (4) synthesis across specialized perspectives—precisely the capabilities that hybrid multi-agent architectures can provide.</w:t>
       </w:r>
     </w:p>
     <w:p/>
@@ -155,13 +182,83 @@
         <w:keepNext/>
       </w:pPr>
       <w:r>
+        <w:t>Regulatory Network Data Sources</w:t>
+      </w:r>
+    </w:p>
+    <w:p/>
+    <w:p>
+      <w:r>
+        <w:t>Cell-type-specific regulatory networks were obtained as pre-computed ARACNe networks prepared and released by the GREmLN team (14). The GREmLN team (CZ Biohub NY / Columbia University) processed single-cell RNA-seq data from the CELLxGENE Data Portal (15)—comprising 11 million scRNA-seq profiles across 162 cell types from Census release 2024-07-01—using the ARACNe (Algorithm for the Reconstruction of Accurate Cellular Networks) algorithm (16,17) and publicly released pre-computed networks for 10 cell types via their Quickstart Tutorial. RegNetAgents leverages these pre-computed ARACNe networks as input data for multi-agent network analysis, independent of the GREmLN foundation model itself.</w:t>
+      </w:r>
+    </w:p>
+    <w:p/>
+    <w:p>
+      <w:r>
+        <w:t>ARACNe Network Inference: ARACNe-AP (Adaptive Partitioning) uses mutual information to identify direct regulatory interactions while eliminating indirect associations through data processing inequality (DPI). The algorithm computes pairwise mutual information scores between genes, applies statistical significance testing (p-value threshold: 1e-8), and removes indirect edges using DPI to produce high-confidence transcription factor-target relationships. Networks were generated from metacell-aggregated expression matrices (5 cells per metacell) using the top 1,024 highly variable genes per cell type. The resulting networks are provided as tab-separated value files with columns for regulator gene ID, target gene ID, mutual information score, Spearman correlation coefficient, bootstrap count, and log-transformed p-values.</w:t>
+      </w:r>
+    </w:p>
+    <w:p/>
+    <w:p>
+      <w:r>
+        <w:t>Network Processing: We obtained pre-computed ARACNe networks (network.tsv format) from the GREmLN Quickstart Tutorial and converted them to optimized NetworkX-compatible pickle caches (network_index.pkl) for subsecond loading. We utilized 10 cell types spanning immune cells (CD14 monocytes, CD16 monocytes, CD20 B cells, CD4 T cells, CD8 T cells, NK cells, NKT cells, monocyte-derived dendritic cells), blood cells (erythrocytes), and epithelial tissue, representing over 500,000 single cells with networks containing up to 183,247 regulatory edges for epithelial cells.</w:t>
+      </w:r>
+    </w:p>
+    <w:p/>
+    <w:p>
+      <w:pPr>
+        <w:pStyle w:val="Heading3"/>
+        <w:keepNext/>
+      </w:pPr>
+      <w:r>
         <w:t>Our Contribution</w:t>
       </w:r>
     </w:p>
     <w:p/>
     <w:p>
       <w:r>
-        <w:t>We present RegNetAgents, a multi-agent AI framework that streamlines gene regulatory network analysis and makes sophisticated computational methods accessible to experimental biologists. The system integrates network analysis, pathway enrichment, network-based target ranking, and multi-domain interpretation into a unified, conversational interface. Key contributions include: (1) Workflow automation: parallel multi-agent execution enabling second-scale analysis that replaces multi-hour manual workflows, (2) Hypothesis generation: automated therapeutic target prioritization that ranks regulators by network centrality to identify and prioritize candidate therapeutic targets for experimental validation, (3) Multi-domain integration: four specialized domain agents providing cancer, drug development, clinical, and systems biology perspectives in a single query, (4) Accessibility: natural language interface via Model Context Protocol enabling conversational access without programming expertise, and (5) Demonstration: case study on colorectal cancer biomarkers showing the framework can recapitulate literature-confirmed regulatory relationships and generate testable hypotheses. The framework is designed as a hypothesis generation and experimental prioritization tool, not a replacement for experimental validation.</w:t>
+        <w:t>We present RegNetAgents, a hybrid multi-agent LLM system that automates complex scientific workflows through the combination of LLM-powered reasoning and deterministic rule-based computation. The system demonstrates how multi-agent architectures can transform multi-hour, multi-tool analytical pipelines into second-scale, reproducible execution through conversational interfaces—while maintaining reliability through intelligent fallback mechanisms.</w:t>
+      </w:r>
+    </w:p>
+    <w:p/>
+    <w:p>
+      <w:r>
+        <w:t>Key AI systems contributions:</w:t>
+      </w:r>
+    </w:p>
+    <w:p/>
+    <w:p>
+      <w:r>
+        <w:t>1. Hybrid multi-agent architecture: Four specialized agents operating in parallel with shared state coordination, combining LLM-powered domain interpretation with deterministic algorithmic computation (network topology analysis, pathway enrichment, therapeutic target ranking via PageRank centrality)</w:t>
+      </w:r>
+    </w:p>
+    <w:p/>
+    <w:p>
+      <w:r>
+        <w:t>2. Reliable workflow automation: Graceful degradation from LLM-powered insights to rule-based logic when LLM output is unavailable, ensuring deterministic execution of core analytical tasks regardless of LLM availability</w:t>
+      </w:r>
+    </w:p>
+    <w:p/>
+    <w:p>
+      <w:r>
+        <w:t>3. Workflow orchestration via LangGraph: Graph-based state management enabling intelligent routing, parallel execution, and conditional branching across heterogeneous analysis components</w:t>
+      </w:r>
+    </w:p>
+    <w:p/>
+    <w:p>
+      <w:r>
+        <w:t>4. Conversational scientific computing via MCP: Natural language interface to computational workflows, eliminating programming barriers and enabling researchers to execute sophisticated analyses through dialogue</w:t>
+      </w:r>
+    </w:p>
+    <w:p/>
+    <w:p>
+      <w:r>
+        <w:t>5. Generalizability: Architecture designed for extension to other scientific domains—any workflow requiring (a) structured data retrieval, (b) algorithmic computation, (c) multi-domain interpretation, and (d) cross-domain synthesis can leverage this framework</w:t>
+      </w:r>
+    </w:p>
+    <w:p/>
+    <w:p>
+      <w:r>
+        <w:t>Validation through gene regulatory network analysis: We demonstrate the framework on a well-characterized colorectal cancer biomarker panel (MYC, CTNNB1, CCND1, TP53, KRAS), showing the system recapitulates literature-confirmed regulatory relationships and generates testable hypotheses. This case study validates that hybrid multi-agent architectures can reliably automate complex scientific reasoning while maintaining scientific rigor. The framework is designed as a hypothesis generation and experimental prioritization tool, not a replacement for experimental validation.</w:t>
       </w:r>
     </w:p>
     <w:p/>

--- a/manuscript/regnetagents_preprint.docx
+++ b/manuscript/regnetagents_preprint.docx
@@ -286,7 +286,7 @@
         <w:keepNext/>
       </w:pPr>
       <w:r>
-        <w:t>METHODS</w:t>
+        <w:t>RELATED WORK</w:t>
       </w:r>
     </w:p>
     <w:p/>
@@ -296,19 +296,19 @@
         <w:keepNext/>
       </w:pPr>
       <w:r>
-        <w:t>Architecture Overview</w:t>
-      </w:r>
-    </w:p>
-    <w:p/>
-    <w:p>
-      <w:r>
-        <w:t>RegNetAgents implements a multi-agent architecture using LangGraph for workflow orchestration (Figure 1). The system consists of five agent types organized in a directed acyclic graph: initialization/validation, network modeling, pathway enrichment, domain analysis (four parallel agents), and integration/reporting. Each agent operates on a shared state object containing analysis parameters, intermediate results, and domain-specific insights.</w:t>
-      </w:r>
-    </w:p>
-    <w:p/>
-    <w:p>
-      <w:r>
-        <w:t>The workflow begins with query parsing and gene identifier validation, converting gene symbols to Ensembl IDs for consistent network lookups. Network modeling identifies upstream regulators and downstream targets from pre-computed ARACNe networks, classifying genes into regulatory roles (hub regulator, heavily regulated, intermediate node, regulator, weakly regulated) based on in-degree and out-degree. Genes with more than five upstream regulators trigger automated therapeutic target prioritization. Pathway enrichment queries the Reactome database API for statistical enrichment of affected pathways. Four domain agents—cancer biology, drug discovery, clinical relevance, and systems biology—execute in parallel, each providing specialized interpretation of network position, regulatory patterns, and biological significance. Finally, an integration agent synthesizes findings across domains into a comprehensive report with ranked insights and experimental recommendations.</w:t>
+        <w:t>Multi-Agent LLM Systems</w:t>
+      </w:r>
+    </w:p>
+    <w:p/>
+    <w:p>
+      <w:r>
+        <w:t>The emergence of large language models has catalyzed rapid development of autonomous multi-agent systems. AutoGPT (18) pioneered accessible autonomous agents by enabling LLMs to execute tasks iteratively with minimal human intervention, demonstrating the potential for autonomous problem-solving but lacking specialized domain coordination. CAMEL (19) introduced communicative agents with role-playing frameworks for task decomposition and multi-agent collaboration, while MetaGPT (20) implemented software development workflows with specialized agent roles (product manager, architect, engineer) coordinated through standardized operating procedures. CrewAI (21) provides a Python framework for orchestrating role-playing autonomous agents that collaborate as cohesive crews, emphasizing task delegation and collaborative intelligence.</w:t>
+      </w:r>
+    </w:p>
+    <w:p/>
+    <w:p>
+      <w:r>
+        <w:t>These general-purpose multi-agent frameworks share a common architecture: LLM-powered agents with specialized roles, inter-agent communication protocols, and workflow orchestration for complex task completion. However, they exhibit three key limitations for scientific workflows: (1) Reliability: Pure LLM-based execution is non-deterministic, making reproducibility challenging for scientific applications where consistent outputs are critical; (2) Performance: LLM inference latency (multiple seconds per agent interaction) compounds across multi-step workflows, hindering time-sensitive analyses; (3) Transparency: Lack of fallback mechanisms means failures in LLM generation can halt entire workflows without providing deterministic alternatives.</w:t>
       </w:r>
     </w:p>
     <w:p/>
@@ -318,6 +318,118 @@
         <w:keepNext/>
       </w:pPr>
       <w:r>
+        <w:t>Workflow Orchestration Frameworks</w:t>
+      </w:r>
+    </w:p>
+    <w:p/>
+    <w:p>
+      <w:r>
+        <w:t>LangChain and LangGraph (12) provide foundational infrastructure for LLM application development and stateful multi-agent workflows. LangGraph specifically enables directed acyclic graph (DAG) based workflow orchestration with conditional routing, state management, and parallel execution—capabilities RegNetAgents leverages for coordinating specialized analysis agents. However, these frameworks are application-neutral and do not address domain-specific challenges in scientific computing, particularly the need for hybrid LLM+deterministic execution patterns.</w:t>
+      </w:r>
+    </w:p>
+    <w:p/>
+    <w:p>
+      <w:pPr>
+        <w:pStyle w:val="Heading3"/>
+        <w:keepNext/>
+      </w:pPr>
+      <w:r>
+        <w:t>AI Systems for Scientific Discovery</w:t>
+      </w:r>
+    </w:p>
+    <w:p/>
+    <w:p>
+      <w:r>
+        <w:t>Recent AI systems have demonstrated potential for accelerating scientific discovery through LLM-powered reasoning and knowledge synthesis. Galactica (22) was trained on 48 million scientific articles, textbooks, and encyclopedias to organize scientific knowledge and assist with literature synthesis, though it was designed for knowledge retrieval rather than workflow automation. BioGPT (23) provides a domain-specific generative transformer for biomedical text generation and mining, pre-trained on biomedical literature to enhance performance on biomedical NLP tasks like question answering and relation extraction. These systems excel at knowledge synthesis and text generation but do not address multi-step analytical workflows requiring integration of computational tools, databases, and algorithmic analyses.</w:t>
+      </w:r>
+    </w:p>
+    <w:p/>
+    <w:p>
+      <w:r>
+        <w:t>More recently, fully autonomous scientific discovery systems have emerged, such as The AI Scientist (24), which attempts to conduct research independently including hypothesis generation, experimentation, and paper writing. However, these systems remain exploratory and face challenges in reliability, reproducibility, and integration with existing research infrastructure.</w:t>
+      </w:r>
+    </w:p>
+    <w:p/>
+    <w:p>
+      <w:pPr>
+        <w:pStyle w:val="Heading3"/>
+        <w:keepNext/>
+      </w:pPr>
+      <w:r>
+        <w:t>RegNetAgents' Contribution</w:t>
+      </w:r>
+    </w:p>
+    <w:p/>
+    <w:p>
+      <w:r>
+        <w:t>RegNetAgents addresses the reliability, performance, and scientific workflow integration gaps in existing multi-agent systems through three key innovations:</w:t>
+      </w:r>
+    </w:p>
+    <w:p/>
+    <w:p>
+      <w:r>
+        <w:t>1. Hybrid LLM+Deterministic Architecture: Unlike pure LLM-based agents (AutoGPT, CAMEL, MetaGPT), RegNetAgents implements graceful degradation to rule-based computation for core analytical tasks (network topology analysis, pathway enrichment, centrality-based ranking). This ensures deterministic, reproducible execution of scientific computations while retaining LLM-powered domain interpretation when available.</w:t>
+      </w:r>
+    </w:p>
+    <w:p/>
+    <w:p>
+      <w:r>
+        <w:t>2. Scientific Workflow Optimization: While general-purpose frameworks (CrewAI, LangGraph) provide orchestration primitives, RegNetAgents specializes these for scientific analysis patterns—parallel domain-specific interpretation, data provenance tracking, statistical validation, and structured output formatting designed for experimental validation workflows.</w:t>
+      </w:r>
+    </w:p>
+    <w:p/>
+    <w:p>
+      <w:r>
+        <w:t>3. Real-World Scientific Data Integration: Unlike knowledge synthesis systems (Galactica, BioGPT), RegNetAgents integrates directly with computational biology infrastructure: pre-computed gene regulatory networks (ARACNe), pathway databases (Reactome API), and gene annotation resources (NCBI, UniProt). This enables actionable hypothesis generation with quantitative metrics (PageRank-based target prioritization) rather than text-based knowledge retrieval.</w:t>
+      </w:r>
+    </w:p>
+    <w:p/>
+    <w:p>
+      <w:r>
+        <w:t>By combining LangGraph's workflow orchestration with domain-specific hybrid execution and scientific data integration, RegNetAgents demonstrates how multi-agent LLM systems can be adapted for reliable, reproducible scientific workflow automation.</w:t>
+      </w:r>
+    </w:p>
+    <w:p/>
+    <w:p/>
+    <w:p/>
+    <w:p>
+      <w:pPr>
+        <w:pStyle w:val="Heading2"/>
+        <w:keepNext/>
+      </w:pPr>
+      <w:r>
+        <w:t>METHODS</w:t>
+      </w:r>
+    </w:p>
+    <w:p/>
+    <w:p>
+      <w:pPr>
+        <w:pStyle w:val="Heading3"/>
+        <w:keepNext/>
+      </w:pPr>
+      <w:r>
+        <w:t>Architecture Overview</w:t>
+      </w:r>
+    </w:p>
+    <w:p/>
+    <w:p>
+      <w:r>
+        <w:t>RegNetAgents implements a multi-agent architecture using LangGraph for workflow orchestration (Figure 1). The system consists of five agent types organized in a directed acyclic graph: initialization/validation, network modeling, pathway enrichment, domain analysis (four parallel agents), and integration/reporting. Each agent operates on a shared state object containing analysis parameters, intermediate results, and domain-specific insights.</w:t>
+      </w:r>
+    </w:p>
+    <w:p/>
+    <w:p>
+      <w:r>
+        <w:t>The workflow begins with query parsing and gene identifier validation, converting gene symbols to Ensembl IDs for consistent network lookups. Network modeling identifies upstream regulators and downstream targets from pre-computed ARACNe networks, classifying genes into regulatory roles (hub regulator, heavily regulated, intermediate node, regulator, weakly regulated) based on in-degree and out-degree. Genes with more than five upstream regulators trigger automated therapeutic target prioritization. Pathway enrichment queries the Reactome database API for statistical enrichment of affected pathways. Four domain agents—cancer biology, drug discovery, clinical relevance, and systems biology—execute in parallel, each providing specialized interpretation of network position, regulatory patterns, and biological significance. Finally, an integration agent synthesizes findings across domains into a comprehensive report with ranked insights and experimental recommendations.</w:t>
+      </w:r>
+    </w:p>
+    <w:p/>
+    <w:p>
+      <w:pPr>
+        <w:pStyle w:val="Heading3"/>
+        <w:keepNext/>
+      </w:pPr>
+      <w:r>
         <w:t>Data Sources and Network Construction</w:t>
       </w:r>
     </w:p>
@@ -354,7 +466,7 @@
     </w:p>
     <w:p>
       <w:r>
-        <w:t>Pathway enrichment analysis uses the Reactome Pathway Database (https://reactome.org), a manually curated, peer-reviewed database of human biological pathways (18). Given a set of genes (query gene plus regulators and targets), we query the Reactome Analysis Service API (https://reactome.org/AnalysisService/) with POST requests containing gene lists. The API returns enriched pathways with statistical validation: p-values from hypergeometric tests and false discovery rate (FDR) corrections via Benjamini-Hochberg method. We report pathways with FDR &lt; 0.05 as significantly enriched.</w:t>
+        <w:t>Pathway enrichment analysis uses the Reactome Pathway Database (https://reactome.org), a manually curated, peer-reviewed database of human biological pathways (25). Given a set of genes (query gene plus regulators and targets), we query the Reactome Analysis Service API (https://reactome.org/AnalysisService/) with POST requests containing gene lists. The API returns enriched pathways with statistical validation: p-values from hypergeometric tests and false discovery rate (FDR) corrections via Benjamini-Hochberg method. We report pathways with FDR &lt; 0.05 as significantly enriched.</w:t>
       </w:r>
     </w:p>
     <w:p/>
@@ -380,7 +492,7 @@
     </w:p>
     <w:p>
       <w:r>
-        <w:t>Gene-level annotations including full names and functional descriptions are retrieved from local NCBI and UniProt databases. Gene identifier conversion between gene symbols and Ensembl IDs uses the Ensembl REST API (https://rest.ensembl.org) (19) with local caching for performance optimization.</w:t>
+        <w:t>Gene-level annotations including full names and functional descriptions are retrieved from local NCBI and UniProt databases. Gene identifier conversion between gene symbols and Ensembl IDs uses the Ensembl REST API (https://rest.ensembl.org) (26) with local caching for performance optimization.</w:t>
       </w:r>
     </w:p>
     <w:p/>
@@ -489,7 +601,7 @@
     </w:p>
     <w:p>
       <w:r>
-        <w:t>We calculate three core centrality measures for each regulator R using NetworkX (20) implementations:</w:t>
+        <w:t>We calculate three core centrality measures for each regulator R using NetworkX (27) implementations:</w:t>
       </w:r>
     </w:p>
     <w:p/>
@@ -540,7 +652,7 @@
     <w:p/>
     <w:p>
       <w:r>
-        <w:t>Where M(R) is the set of nodes with edges pointing to R, L(v) is the out-degree of node v (number of outbound edges), α = 0.85 is the damping factor, and N is the total number of nodes in the network. Directionality: In our regulatory networks, edges represent regulator → target relationships inferred by ARACNe. For a given target gene, M(R) comprises its upstream regulators—genes with regulatory edges directed toward R. PageRank then measures each regulator's importance by considering not only direct connectivity but also the PageRank scores of nodes that point to that regulator, capturing influence propagation through the regulatory hierarchy. PageRank values are normalized by dividing by the maximum PageRank in the network to ensure cross-network interpretability (range: 0-1). This is Google's algorithm adapted for biological networks, measuring connection quality rather than quantity (21).</w:t>
+        <w:t>Where M(R) is the set of nodes with edges pointing to R, L(v) is the out-degree of node v (number of outbound edges), α = 0.85 is the damping factor, and N is the total number of nodes in the network. Directionality: In our regulatory networks, edges represent regulator → target relationships inferred by ARACNe. For a given target gene, M(R) comprises its upstream regulators—genes with regulatory edges directed toward R. PageRank then measures each regulator's importance by considering not only direct connectivity but also the PageRank scores of nodes that point to that regulator, capturing influence propagation through the regulatory hierarchy. PageRank values are normalized by dividing by the maximum PageRank in the network to ensure cross-network interpretability (range: 0-1). This is Google's algorithm adapted for biological networks, measuring connection quality rather than quantity (28).</w:t>
       </w:r>
     </w:p>
     <w:p/>
@@ -551,7 +663,7 @@
     </w:p>
     <w:p>
       <w:r>
-        <w:t>Regulators are ranked by PageRank (primary), as this metric was identified as the best predictor of successful drug targets in protein interaction networks (22). We also provide alternative rankings by out-degree centrality for comparison. PageRank differentiates therapeutic potential even when regulators contribute equally to target gene regulation. According to Mora &amp; Donaldson (2021), approved drug targets show significantly higher PageRank and degree centrality compared to non-targets (22).</w:t>
+        <w:t>Regulators are ranked by PageRank (primary), as this metric was identified as the best predictor of successful drug targets in protein interaction networks (29). We also provide alternative rankings by out-degree centrality for comparison. PageRank differentiates therapeutic potential even when regulators contribute equally to target gene regulation. According to Mora &amp; Donaldson (2021), approved drug targets show significantly higher PageRank and degree centrality compared to non-targets (29).</w:t>
       </w:r>
     </w:p>
     <w:p/>
@@ -1677,7 +1789,7 @@
     <w:p/>
     <w:p>
       <w:r>
-        <w:t>Mechanistic explanations: Systems biology agent rationales demonstrated accurate integration of network topology with biological function. For CCND1, the systems agent explained: "Given its critical role in cell cycle progression and frequent mutations in human cancers, CCND1's disruption would have significant network-wide effects"—reflecting documented CCND1 overexpression in 30-60% of CRCs and its G1/S transition function (27). Similarly, TP53 was characterized as: "Mutations in TP53 are associated with various human cancers, indicating that its loss or dysregulation has critical consequences for the network"—consistent with 50-70% mutation rates in CRCs (28,29).</w:t>
+        <w:t>Mechanistic explanations: Systems biology agent rationales demonstrated accurate integration of network topology with biological function. For CCND1, the systems agent explained: "Given its critical role in cell cycle progression and frequent mutations in human cancers, CCND1's disruption would have significant network-wide effects"—reflecting documented CCND1 overexpression in 30-60% of CRCs and its G1/S transition function (34). Similarly, TP53 was characterized as: "Mutations in TP53 are associated with various human cancers, indicating that its loss or dysregulation has critical consequences for the network"—consistent with 50-70% mutation rates in CRCs (28,29).</w:t>
       </w:r>
     </w:p>
     <w:p/>
@@ -2095,7 +2207,7 @@
     <w:p/>
     <w:p>
       <w:r>
-        <w:t>These regulatory patterns align with established CRC biology. MYC amplification occurs in 15-20% of CRCs and correlates with poor prognosis (23,24). CTNNB1 mutations/dysregulation occur in 40-80% of CRCs via APC loss and Wnt pathway activation (25,26). CCND1 overexpression occurs in 30-60% of CRCs and drives G1/S cell cycle transition (27). TP53 mutations occur in 50-70% of CRCs and associate with advanced stage, metastasis, and poor survival (28,29). KRAS mutations occur in 40-45% of CRCs and confer resistance to anti-EGFR therapies (30,31).</w:t>
+        <w:t>These regulatory patterns align with established CRC biology. MYC amplification occurs in 15-20% of CRCs and correlates with poor prognosis (23,24). CTNNB1 mutations/dysregulation occur in 40-80% of CRCs via APC loss and Wnt pathway activation (25,26). CCND1 overexpression occurs in 30-60% of CRCs and drives G1/S cell cycle transition (34). TP53 mutations occur in 50-70% of CRCs and associate with advanced stage, metastasis, and poor survival (28,29). KRAS mutations occur in 40-45% of CRCs and confer resistance to anti-EGFR therapies (30,31).</w:t>
       </w:r>
     </w:p>
     <w:p/>
@@ -2145,7 +2257,7 @@
     <w:p/>
     <w:p>
       <w:r>
-        <w:t>RBPMS: RNA-binding protein with multiple splicing that shows the highest degree centrality among TP53 regulators (403 downstream targets). The related protein RBPMS2 has been implicated in smooth muscle plasticity and gene regulation (36), suggesting potential roles in tissue-specific transcriptional control. While limited literature exists on RBPMS itself in cancer contexts, its extensive network connectivity and high PageRank (0.469) position it as a high-priority candidate for experimental validation in TP53 regulatory mechanisms.</w:t>
+        <w:t>RBPMS: RNA-binding protein with multiple splicing that shows the highest degree centrality among TP53 regulators (403 downstream targets). The related protein RBPMS2 has been implicated in smooth muscle plasticity and gene regulation (43), suggesting potential roles in tissue-specific transcriptional control. While limited literature exists on RBPMS itself in cancer contexts, its extensive network connectivity and high PageRank (0.469) position it as a high-priority candidate for experimental validation in TP53 regulatory mechanisms.</w:t>
       </w:r>
     </w:p>
     <w:p/>
@@ -2899,7 +3011,7 @@
     <w:p/>
     <w:p>
       <w:r>
-        <w:t>Traditional gene regulatory analysis tools operate in isolation: network databases (STRING, BioGRID) provide interaction data but lack pathway context; pathway enrichment tools (Enrichr, DAVID, Reactome web interface) require manual gene list preparation; and domain-specific interpretation (cancer relevance, drug development potential, clinical actionability) remains a manual literature curation task. Recent tools have begun addressing integration: NetworkAnalyst combines network visualization with enrichment analysis (40), while CARNIVAL infers causal networks from perturbation data (41). However, these tools lack conversational interfaces and do not provide automated therapeutic target prioritization via regulator ranking. While NetworkAnalyst provides a web interface, users must manually navigate multi-step workflows; CARNIVAL requires R programming expertise.</w:t>
+        <w:t>Traditional gene regulatory analysis tools operate in isolation: network databases (STRING, BioGRID) provide interaction data but lack pathway context; pathway enrichment tools (Enrichr, DAVID, Reactome web interface) require manual gene list preparation; and domain-specific interpretation (cancer relevance, drug development potential, clinical actionability) remains a manual literature curation task. Recent tools have begun addressing integration: NetworkAnalyst combines network visualization with enrichment analysis (47), while CARNIVAL infers causal networks from perturbation data (48). However, these tools lack conversational interfaces and do not provide automated therapeutic target prioritization via regulator ranking. While NetworkAnalyst provides a web interface, users must manually navigate multi-step workflows; CARNIVAL requires R programming expertise.</w:t>
       </w:r>
     </w:p>
     <w:p/>
@@ -3677,145 +3789,187 @@
     <w:p/>
     <w:p>
       <w:r>
-        <w:t>18. Gillespie M, Jassal B, Stephan R, et al. The reactome pathway knowledgebase 2022. Nucleic Acids Res. 2022;50(D1):D687-D692.</w:t>
-      </w:r>
-    </w:p>
-    <w:p/>
-    <w:p>
-      <w:r>
-        <w:t>19. Yates AD, Achuthan P, Akanni W, et al. Ensembl 2020. Nucleic Acids Res. 2020;48(D1):D682-D688.</w:t>
-      </w:r>
-    </w:p>
-    <w:p/>
-    <w:p>
-      <w:r>
-        <w:t>20. Hagberg AA, Schult DA, Swart PJ. Exploring network structure, dynamics, and function using NetworkX. Proceedings of the 7th Python in Science Conference (SciPy 2008); 2008. p. 11-15.</w:t>
-      </w:r>
-    </w:p>
-    <w:p/>
-    <w:p>
-      <w:r>
-        <w:t>21. Koschützki D, Schreiber F. Centrality analysis methods for biological networks and their application to gene regulatory networks. Gene Regulation and Systems Biology. 2008;2:GRSB.S702.</w:t>
-      </w:r>
-    </w:p>
-    <w:p/>
-    <w:p>
-      <w:r>
-        <w:t>22. Mora A, Donaldson IM. Effects of protein interaction data integration, representation and reliability on the use of network properties for drug target prediction. BMC Bioinformatics. 2021;22(1):1-29. doi:10.1186/s12859-021-04042-6</w:t>
-      </w:r>
-    </w:p>
-    <w:p/>
-    <w:p>
-      <w:r>
-        <w:t>23. Erisman MD, Rothberg PG, Diehl RE, Morse CC, Spandorfer JM, Astrin SM. Deregulation of c-myc gene expression in human colon carcinoma is not accompanied by amplification or rearrangement of the gene. Mol Cell Biol. 1985;5(8):1969-1976.</w:t>
-      </w:r>
-    </w:p>
-    <w:p/>
-    <w:p>
-      <w:r>
-        <w:t>24. Sears R, Nuckolls F, Haura E, Taya Y, Tamai K, Nevins JR. Multiple Ras-dependent phosphorylation pathways regulate Myc protein stability. Genes Dev. 2000;14(19):2501-2514.</w:t>
-      </w:r>
-    </w:p>
-    <w:p/>
-    <w:p>
-      <w:r>
-        <w:t>25. Morin PJ, Sparks AB, Korinek V, et al. Activation of beta-catenin-Tcf signaling in colon cancer by mutations in beta-catenin or APC. Science. 1997;275(5307):1787-1790.</w:t>
-      </w:r>
-    </w:p>
-    <w:p/>
-    <w:p>
-      <w:r>
-        <w:t>26. Segditsas S, Tomlinson I. Colorectal cancer and genetic alterations in the Wnt pathway. Oncogene. 2006;25(57):7531-7537.</w:t>
-      </w:r>
-    </w:p>
-    <w:p/>
-    <w:p>
-      <w:r>
-        <w:t>27. Bartkova J, Lukas J, Strauss M, Bartek J. Cyclin D1 oncoprotein aberrantly accumulates in malignancies of diverse histogenesis. Oncogene. 1995;10(4):775-778.</w:t>
-      </w:r>
-    </w:p>
-    <w:p/>
-    <w:p>
-      <w:r>
-        <w:t>28. Iacopetta B. TP53 mutation in colorectal cancer. Hum Mutat. 2003;21(3):271-276.</w:t>
-      </w:r>
-    </w:p>
-    <w:p/>
-    <w:p>
-      <w:r>
-        <w:t>29. Olivier M, Hollstein M, Hainaut P. TP53 mutations in human cancers: origins, consequences, and clinical use. Cold Spring Harb Perspect Biol. 2010;2(1):a001008.</w:t>
-      </w:r>
-    </w:p>
-    <w:p/>
-    <w:p>
-      <w:r>
-        <w:t>30. Lievre A, Bachet JB, Le Corre D, et al. KRAS mutation status is predictive of response to cetuximab therapy in colorectal cancer. Cancer Res. 2006;66(8):3992-3995.</w:t>
-      </w:r>
-    </w:p>
-    <w:p/>
-    <w:p>
-      <w:r>
-        <w:t>31. Karapetis CS, Khambata-Ford S, Jonker DJ, et al. K-ras mutations and benefit from cetuximab in advanced colorectal cancer. N Engl J Med. 2008;359(17):1757-1765.</w:t>
-      </w:r>
-    </w:p>
-    <w:p/>
-    <w:p>
-      <w:r>
-        <w:t>32. Strano S, Monti O, Pediconi N, et al. The transcriptional coactivator Yes-associated protein drives p73 gene-target specificity in response to DNA damage. Mol Cell. 2005;18(4):447-459.</w:t>
-      </w:r>
-    </w:p>
-    <w:p/>
-    <w:p>
-      <w:r>
-        <w:t>33. Levy D, Adamovich Y, Reuven N, Shaul Y. Yap1 phosphorylation by c-Abl is a critical step in selective activation of proapoptotic genes in response to DNA damage. Mol Cell. 2008;29(3):350-361.</w:t>
-      </w:r>
-    </w:p>
-    <w:p/>
-    <w:p>
-      <w:r>
-        <w:t>34. Zanconato F, Cordenonsi M, Piccolo S. YAP and TAZ: a signalling hub of the tumour microenvironment. Nat Rev Cancer. 2019;19(8):454-464.</w:t>
-      </w:r>
-    </w:p>
-    <w:p/>
-    <w:p>
-      <w:r>
-        <w:t>35. Zhao B, Tumaneng K, Guan KL. The Hippo pathway in organ size control, tissue regeneration and stem cell self-renewal. Nat Cell Biol. 2011;13(8):877-883.</w:t>
-      </w:r>
-    </w:p>
-    <w:p/>
-    <w:p>
-      <w:r>
-        <w:t>36. Sagnol S, Yang Y, Bessin Y, et al. Homodimerization of RBPMS2 through a new RRM-interaction motif is necessary to control smooth muscle plasticity. Nucleic Acids Res. 2014;42(15):10173-10184.</w:t>
-      </w:r>
-    </w:p>
-    <w:p/>
-    <w:p>
-      <w:r>
-        <w:t>37. Polo SE, Kaidi A, Baskcomb L, Galanty Y, Jackson SP. Regulation of DNA-damage responses and cell-cycle progression by the chromatin remodelling factor CHD4. EMBO J. 2010;29(18):3130-3139.</w:t>
-      </w:r>
-    </w:p>
-    <w:p/>
-    <w:p>
-      <w:r>
-        <w:t>38. Larsen DH, Poinsignon C, Gudjonsson T, et al. The chromatin-remodeling factor CHD4 coordinates signaling and repair after DNA damage. J Cell Biol. 2010;190(5):731-740.</w:t>
-      </w:r>
-    </w:p>
-    <w:p/>
-    <w:p>
-      <w:r>
-        <w:t>39. Smeenk G, Wiegant WW, Vrolijk H, et al. The NuRD chromatin-remodeling complex regulates signaling and repair of DNA damage. J Cell Biol. 2010;190(5):741-749.</w:t>
-      </w:r>
-    </w:p>
-    <w:p/>
-    <w:p>
-      <w:r>
-        <w:t>40. Zhou G, Soufan O, Ewald J, Hancock REW, Basu N, Xia J. NetworkAnalyst 3.0: a visual analytics platform for comprehensive gene expression profiling and meta-analysis. Nucleic Acids Res. 2019;47(W1):W234-W241.</w:t>
-      </w:r>
-    </w:p>
-    <w:p/>
-    <w:p>
-      <w:r>
-        <w:t>41. Liu A, Trairatphisan P, Gjerga E, et al. From expression footprints to causal pathways: contextualizing large signaling networks with CARNIVAL. NPJ Syst Biol Appl. 2019;5:40.</w:t>
+        <w:t>18. Significant Gravitas. AutoGPT: An Autonomous GPT-4 Experiment. GitHub. https://github.com/Significant-Gravitas/AutoGPT</w:t>
+      </w:r>
+    </w:p>
+    <w:p/>
+    <w:p>
+      <w:r>
+        <w:t>19. Li G, Hammoud HAA, Itani H, Khizbullin D, Ghanem B. CAMEL: Communicative Agents for "Mind" Exploration of Large Language Model Society. Proceedings of the 37th Conference on Neural Information Processing Systems; 2023.</w:t>
+      </w:r>
+    </w:p>
+    <w:p/>
+    <w:p>
+      <w:r>
+        <w:t>20. Hong S, Zhuge M, Chen J, et al. MetaGPT: Meta Programming for A Multi-Agent Collaborative Framework. arXiv. 2023. arXiv:2308.00352</w:t>
+      </w:r>
+    </w:p>
+    <w:p/>
+    <w:p>
+      <w:r>
+        <w:t>21. Moura J. CrewAI: Framework for orchestrating role-playing, autonomous AI agents. GitHub. https://github.com/crewAIInc/crewAI</w:t>
+      </w:r>
+    </w:p>
+    <w:p/>
+    <w:p>
+      <w:r>
+        <w:t>22. Taylor R, Kardas M, Cucurull G, et al. Galactica: A Large Language Model for Science. arXiv. 2022. arXiv:2211.09085</w:t>
+      </w:r>
+    </w:p>
+    <w:p/>
+    <w:p>
+      <w:r>
+        <w:t>23. Luo R, Sun L, Xia Y, et al. BioGPT: generative pre-trained transformer for biomedical text generation and mining. Brief Bioinform. 2022;23(6):bbac409. doi:10.1093/bib/bbac409</w:t>
+      </w:r>
+    </w:p>
+    <w:p/>
+    <w:p>
+      <w:r>
+        <w:t>24. Lu C, Lu C, Lange RT, et al. The AI Scientist: Towards Fully Automated Open-Ended Scientific Discovery. arXiv. 2024. arXiv:2408.06292</w:t>
+      </w:r>
+    </w:p>
+    <w:p/>
+    <w:p>
+      <w:r>
+        <w:t>25. Gillespie M, Jassal B, Stephan R, et al. The reactome pathway knowledgebase 2022. Nucleic Acids Res. 2022;50(D1):D687-D692.</w:t>
+      </w:r>
+    </w:p>
+    <w:p/>
+    <w:p>
+      <w:r>
+        <w:t>26. Yates AD, Achuthan P, Akanni W, et al. Ensembl 2020. Nucleic Acids Res. 2020;48(D1):D682-D688.</w:t>
+      </w:r>
+    </w:p>
+    <w:p/>
+    <w:p>
+      <w:r>
+        <w:t>27. Hagberg AA, Schult DA, Swart PJ. Exploring network structure, dynamics, and function using NetworkX. Proceedings of the 7th Python in Science Conference (SciPy 2008); 2008. p. 11-15.</w:t>
+      </w:r>
+    </w:p>
+    <w:p/>
+    <w:p>
+      <w:r>
+        <w:t>28. Koschützki D, Schreiber F. Centrality analysis methods for biological networks and their application to gene regulatory networks. Gene Regulation and Systems Biology. 2008;2:GRSB.S702.</w:t>
+      </w:r>
+    </w:p>
+    <w:p/>
+    <w:p>
+      <w:r>
+        <w:t>29. Mora A, Donaldson IM. Effects of protein interaction data integration, representation and reliability on the use of network properties for drug target prediction. BMC Bioinformatics. 2021;22(1):1-29. doi:10.1186/s12859-021-04042-6</w:t>
+      </w:r>
+    </w:p>
+    <w:p/>
+    <w:p>
+      <w:r>
+        <w:t>30. Erisman MD, Rothberg PG, Diehl RE, Morse CC, Spandorfer JM, Astrin SM. Deregulation of c-myc gene expression in human colon carcinoma is not accompanied by amplification or rearrangement of the gene. Mol Cell Biol. 1985;5(8):1969-1976.</w:t>
+      </w:r>
+    </w:p>
+    <w:p/>
+    <w:p>
+      <w:r>
+        <w:t>31. Sears R, Nuckolls F, Haura E, Taya Y, Tamai K, Nevins JR. Multiple Ras-dependent phosphorylation pathways regulate Myc protein stability. Genes Dev. 2000;14(26):2501-2514.</w:t>
+      </w:r>
+    </w:p>
+    <w:p/>
+    <w:p>
+      <w:r>
+        <w:t>32. Morin PJ, Sparks AB, Korinek V, et al. Activation of beta-catenin-Tcf signaling in colon cancer by mutations in beta-catenin or APC. Science. 1997;275(5307):1787-1790.</w:t>
+      </w:r>
+    </w:p>
+    <w:p/>
+    <w:p>
+      <w:r>
+        <w:t>33. Segditsas S, Tomlinson I. Colorectal cancer and genetic alterations in the Wnt pathway. Oncogene. 2006;25(57):7531-7537.</w:t>
+      </w:r>
+    </w:p>
+    <w:p/>
+    <w:p>
+      <w:r>
+        <w:t>34. Bartkova J, Lukas J, Strauss M, Bartek J. Cyclin D1 oncoprotein aberrantly accumulates in malignancies of diverse histogenesis. Oncogene. 1995;10(4):775-778.</w:t>
+      </w:r>
+    </w:p>
+    <w:p/>
+    <w:p>
+      <w:r>
+        <w:t>35. Iacopetta B. TP53 mutation in colorectal cancer. Hum Mutat. 2003;21(3):271-276.</w:t>
+      </w:r>
+    </w:p>
+    <w:p/>
+    <w:p>
+      <w:r>
+        <w:t>36. Olivier M, Hollstein M, Hainaut P. TP53 mutations in human cancers: origins, consequences, and clinical use. Cold Spring Harb Perspect Biol. 2010;2(1):a001008.</w:t>
+      </w:r>
+    </w:p>
+    <w:p/>
+    <w:p>
+      <w:r>
+        <w:t>37. Lievre A, Bachet JB, Le Corre D, et al. KRAS mutation status is predictive of response to cetuximab therapy in colorectal cancer. Cancer Res. 2006;66(8):3992-3995.</w:t>
+      </w:r>
+    </w:p>
+    <w:p/>
+    <w:p>
+      <w:r>
+        <w:t>38. Karapetis CS, Khambata-Ford S, Jonker DJ, et al. K-ras mutations and benefit from cetuximab in advanced colorectal cancer. N Engl J Med. 2008;359(17):1757-1765.</w:t>
+      </w:r>
+    </w:p>
+    <w:p/>
+    <w:p>
+      <w:r>
+        <w:t>39. Strano S, Monti O, Pediconi N, et al. The transcriptional coactivator Yes-associated protein drives p73 gene-target specificity in response to DNA damage. Mol Cell. 2005;18(4):447-459.</w:t>
+      </w:r>
+    </w:p>
+    <w:p/>
+    <w:p>
+      <w:r>
+        <w:t>40. Levy D, Adamovich Y, Reuven N, Shaul Y. Yap1 phosphorylation by c-Abl is a critical step in selective activation of proapoptotic genes in response to DNA damage. Mol Cell. 2008;29(3):350-361.</w:t>
+      </w:r>
+    </w:p>
+    <w:p/>
+    <w:p>
+      <w:r>
+        <w:t>41. Zanconato F, Cordenonsi M, Piccolo S. YAP and TAZ: a signalling hub of the tumour microenvironment. Nat Rev Cancer. 2019;19(8):454-464.</w:t>
+      </w:r>
+    </w:p>
+    <w:p/>
+    <w:p>
+      <w:r>
+        <w:t>42. Zhao B, Tumaneng K, Guan KL. The Hippo pathway in organ size control, tissue regeneration and stem cell self-renewal. Nat Cell Biol. 2011;13(8):877-883.</w:t>
+      </w:r>
+    </w:p>
+    <w:p/>
+    <w:p>
+      <w:r>
+        <w:t>43. Sagnol S, Yang Y, Bessin Y, et al. Homodimerization of RBPMS2 through a new RRM-interaction motif is necessary to control smooth muscle plasticity. Nucleic Acids Res. 2014;42(15):10173-10184.</w:t>
+      </w:r>
+    </w:p>
+    <w:p/>
+    <w:p>
+      <w:r>
+        <w:t>44. Polo SE, Kaidi A, Baskcomb L, Galanty Y, Jackson SP. Regulation of DNA-damage responses and cell-cycle progression by the chromatin remodelling factor CHD4. EMBO J. 2010;29(25):3130-3139.</w:t>
+      </w:r>
+    </w:p>
+    <w:p/>
+    <w:p>
+      <w:r>
+        <w:t>45. Larsen DH, Poinsignon C, Gudjonsson T, et al. The chromatin-remodeling factor CHD4 coordinates signaling and repair after DNA damage. J Cell Biol. 2010;190(5):731-740.</w:t>
+      </w:r>
+    </w:p>
+    <w:p/>
+    <w:p>
+      <w:r>
+        <w:t>46. Smeenk G, Wiegant WW, Vrolijk H, et al. The NuRD chromatin-remodeling complex regulates signaling and repair of DNA damage. J Cell Biol. 2010;190(5):741-749.</w:t>
+      </w:r>
+    </w:p>
+    <w:p/>
+    <w:p>
+      <w:r>
+        <w:t>47. Zhou G, Soufan O, Ewald J, Hancock REW, Basu N, Xia J. NetworkAnalyst 3.0: a visual analytics platform for comprehensive gene expression profiling and meta-analysis. Nucleic Acids Res. 2019;47(W1):W234-W241.</w:t>
+      </w:r>
+    </w:p>
+    <w:p/>
+    <w:p>
+      <w:r>
+        <w:t>48. Liu A, Trairatphisan P, Gjerga E, et al. From expression footprints to causal pathways: contextualizing large signaling networks with CARNIVAL. NPJ Syst Biol Appl. 2019;5:40.</w:t>
       </w:r>
     </w:p>
     <w:p/>

--- a/manuscript/regnetagents_preprint.docx
+++ b/manuscript/regnetagents_preprint.docx
@@ -111,7 +111,7 @@
     <w:p/>
     <w:p>
       <w:r>
-        <w:t>Recent advances in large language models (LLMs) and multi-agent orchestration frameworks offer a compelling solution: automated scientific reasoning systems that execute complex analytical pipelines through conversational interfaces. Multi-agent architectures enable parallel execution of specialized analysis components (11), while graph-based workflow engines such as LangGraph provide intelligent routing and state management for complex analytical pipelines (12). The Model Context Protocol (MCP) enables integration of computational tools with conversational AI interfaces (13), potentially democratizing access to sophisticated analytical methods.</w:t>
+        <w:t>Recent advances in large language models (LLMs) and multi-agent orchestration frameworks offer a compelling solution: automated scientific reasoning systems that execute complex analytical pipelines through conversational interfaces. Multi-agent architectures enable parallel execution of specialized analysis components (1), while graph-based workflow engines such as LangGraph provide intelligent routing and state management for complex analytical pipelines (2). The Model Context Protocol (MCP) enables integration of computational tools with conversational AI interfaces (3), potentially democratizing access to sophisticated analytical methods.</w:t>
       </w:r>
     </w:p>
     <w:p/>
@@ -139,13 +139,13 @@
     <w:p/>
     <w:p>
       <w:r>
-        <w:t>Gene regulatory networks (GRNs) represent the complex interactions between transcription factors and their target genes, forming the fundamental control systems that determine cellular identity, function, and disease states (1,2). Understanding these networks is critical for identifying disease biomarkers, elucidating disease mechanisms, and discovering therapeutic targets (3,4). Single-cell RNA sequencing (scRNA-seq) technologies have enabled reconstruction of cell-type-specific regulatory networks at unprecedented resolution, revealing how regulatory architecture varies across tissues and cell types (5,6).</w:t>
-      </w:r>
-    </w:p>
-    <w:p/>
-    <w:p>
-      <w:r>
-        <w:t>Traditional gene regulatory analysis exemplifies the workflow bottlenecks that multi-agent LLM systems can address. Researchers must manually query multiple databases and tools: network databases such as STRING (7) and BioGRID (8) for interaction data, pathway enrichment tools such as Enrichr (9) and DAVID (10) for functional annotation, and extensive literature curation for domain-specific context. This fragmented workflow presents several critical limitations that align with broader scientific workflow challenges:</w:t>
+        <w:t>Gene regulatory networks (GRNs) represent the complex interactions between transcription factors and their target genes, forming the fundamental control systems that determine cellular identity, function, and disease states (4,5). Understanding these networks is critical for identifying disease biomarkers, elucidating disease mechanisms, and discovering therapeutic targets (6,7). Single-cell RNA sequencing (scRNA-seq) technologies have enabled reconstruction of cell-type-specific regulatory networks at unprecedented resolution, revealing how regulatory architecture varies across tissues and cell types (8,9).</w:t>
+      </w:r>
+    </w:p>
+    <w:p/>
+    <w:p>
+      <w:r>
+        <w:t>Traditional gene regulatory analysis exemplifies the workflow bottlenecks that multi-agent LLM systems can address. Researchers must manually query multiple databases and tools: network databases such as STRING (10) and BioGRID (11) for interaction data, pathway enrichment tools such as Enrichr (12) and DAVID (13) for functional annotation, and extensive literature curation for domain-specific context. This fragmented workflow presents several critical limitations that align with broader scientific workflow challenges:</w:t>
       </w:r>
     </w:p>
     <w:p/>
@@ -324,7 +324,7 @@
     <w:p/>
     <w:p>
       <w:r>
-        <w:t>LangChain and LangGraph (12) provide foundational infrastructure for LLM application development and stateful multi-agent workflows. LangGraph specifically enables directed acyclic graph (DAG) based workflow orchestration with conditional routing, state management, and parallel execution—capabilities RegNetAgents leverages for coordinating specialized analysis agents. However, these frameworks are application-neutral and do not address domain-specific challenges in scientific computing, particularly the need for hybrid LLM+deterministic execution patterns.</w:t>
+        <w:t>LangChain and LangGraph (2) provide foundational infrastructure for LLM application development and stateful multi-agent workflows. LangGraph specifically enables directed acyclic graph (DAG) based workflow orchestration with conditional routing, state management, and parallel execution—capabilities RegNetAgents leverages for coordinating specialized analysis agents. However, these frameworks are application-neutral and do not address domain-specific challenges in scientific computing, particularly the need for hybrid LLM+deterministic execution patterns.</w:t>
       </w:r>
     </w:p>
     <w:p/>
@@ -1777,19 +1777,19 @@
     <w:p/>
     <w:p>
       <w:r>
-        <w:t>Oncogenic/tumor suppressor classifications: LLM rationales accurately identified MYC, CTNNB1, and CCND1 as oncogenic based on their network regulatory roles and known cancer involvement, while correctly characterizing TP53 as a tumor suppressor. For example, the MYC cancer agent rationale stated: "As a hub regulator with high in-degree and out-degree, MYC plays a central role in regulating transcriptional networks, contributing to its oncogenic potential"—aligning with documented MYC amplification in 15-20% of CRCs (23,24).</w:t>
-      </w:r>
-    </w:p>
-    <w:p/>
-    <w:p>
-      <w:r>
-        <w:t>Therapeutic and druggability rationales: LLM-generated drug development insights correctly linked network topology to therapeutic strategies. CTNNB1's drug agent rationale noted: "Inhibiting CTNNB1 could disrupt aberrant Wnt/β-catenin signaling pathways, which are implicated in various cancers"—matching established understanding of Wnt pathway dysregulation in 40-80% of CRCs (25,26). These mechanistic explanations synthesize network position (hub regulator, 310 targets) with pathway knowledge (Wnt signaling) to explain druggability.</w:t>
-      </w:r>
-    </w:p>
-    <w:p/>
-    <w:p>
-      <w:r>
-        <w:t>Mechanistic explanations: Systems biology agent rationales demonstrated accurate integration of network topology with biological function. For CCND1, the systems agent explained: "Given its critical role in cell cycle progression and frequent mutations in human cancers, CCND1's disruption would have significant network-wide effects"—reflecting documented CCND1 overexpression in 30-60% of CRCs and its G1/S transition function (34). Similarly, TP53 was characterized as: "Mutations in TP53 are associated with various human cancers, indicating that its loss or dysregulation has critical consequences for the network"—consistent with 50-70% mutation rates in CRCs (28,29).</w:t>
+        <w:t>Oncogenic/tumor suppressor classifications: LLM rationales accurately identified MYC, CTNNB1, and CCND1 as oncogenic based on their network regulatory roles and known cancer involvement, while correctly characterizing TP53 as a tumor suppressor. For example, the MYC cancer agent rationale stated: "As a hub regulator with high in-degree and out-degree, MYC plays a central role in regulating transcriptional networks, contributing to its oncogenic potential"—aligning with documented MYC amplification in 15-20% of CRCs (30,31).</w:t>
+      </w:r>
+    </w:p>
+    <w:p/>
+    <w:p>
+      <w:r>
+        <w:t>Therapeutic and druggability rationales: LLM-generated drug development insights correctly linked network topology to therapeutic strategies. CTNNB1's drug agent rationale noted: "Inhibiting CTNNB1 could disrupt aberrant Wnt/β-catenin signaling pathways, which are implicated in various cancers"—matching established understanding of Wnt pathway dysregulation in 40-80% of CRCs (32,33). These mechanistic explanations synthesize network position (hub regulator, 310 targets) with pathway knowledge (Wnt signaling) to explain druggability.</w:t>
+      </w:r>
+    </w:p>
+    <w:p/>
+    <w:p>
+      <w:r>
+        <w:t>Mechanistic explanations: Systems biology agent rationales demonstrated accurate integration of network topology with biological function. For CCND1, the systems agent explained: "Given its critical role in cell cycle progression and frequent mutations in human cancers, CCND1's disruption would have significant network-wide effects"—reflecting documented CCND1 overexpression in 30-60% of CRCs and its G1/S transition function (34). Similarly, TP53 was characterized as: "Mutations in TP53 are associated with various human cancers, indicating that its loss or dysregulation has critical consequences for the network"—consistent with 50-70% mutation rates in CRCs (35,36).</w:t>
       </w:r>
     </w:p>
     <w:p/>
@@ -2207,7 +2207,7 @@
     <w:p/>
     <w:p>
       <w:r>
-        <w:t>These regulatory patterns align with established CRC biology. MYC amplification occurs in 15-20% of CRCs and correlates with poor prognosis (23,24). CTNNB1 mutations/dysregulation occur in 40-80% of CRCs via APC loss and Wnt pathway activation (25,26). CCND1 overexpression occurs in 30-60% of CRCs and drives G1/S cell cycle transition (34). TP53 mutations occur in 50-70% of CRCs and associate with advanced stage, metastasis, and poor survival (28,29). KRAS mutations occur in 40-45% of CRCs and confer resistance to anti-EGFR therapies (30,31).</w:t>
+        <w:t>These regulatory patterns align with established CRC biology. MYC amplification occurs in 15-20% of CRCs and correlates with poor prognosis (30,31). CTNNB1 mutations/dysregulation occur in 40-80% of CRCs via APC loss and Wnt pathway activation (32,33). CCND1 overexpression occurs in 30-60% of CRCs and drives G1/S cell cycle transition (34). TP53 mutations occur in 50-70% of CRCs and associate with advanced stage, metastasis, and poor survival (35,36). KRAS mutations occur in 40-45% of CRCs and confer resistance to anti-EGFR therapies (37,38).</w:t>
       </w:r>
     </w:p>
     <w:p/>
@@ -2251,7 +2251,7 @@
     <w:p/>
     <w:p>
       <w:r>
-        <w:t>WWTR1 (TAZ): WW domain-containing transcription regulator 1, also known as TAZ, is a Hippo pathway effector that functions as a transcriptional co-activator. WWTR1 and its paralog YAP1 are key downstream effectors of Hippo signaling involved in cell fate decisions, proliferation control, and DNA damage responses (32,33). The high PageRank ranking identifies WWTR1 as a central network node, consistent with the established role of Hippo pathway components in regulating cell growth and tumor suppression (34,35). Literature documents bidirectional crosstalk between TP53 and Hippo pathway effectors, where TP53 can regulate YAP1/WWTR1 and vice versa depending on cellular context. The network connectivity between WWTR1 and TP53 represents a testable hypothesis for functional interaction warranting experimental validation of the specific regulatory direction in epithelial cells.</w:t>
+        <w:t>WWTR1 (TAZ): WW domain-containing transcription regulator 1, also known as TAZ, is a Hippo pathway effector that functions as a transcriptional co-activator. WWTR1 and its paralog YAP1 are key downstream effectors of Hippo signaling involved in cell fate decisions, proliferation control, and DNA damage responses (39,40). The high PageRank ranking identifies WWTR1 as a central network node, consistent with the established role of Hippo pathway components in regulating cell growth and tumor suppression (41,42). Literature documents bidirectional crosstalk between TP53 and Hippo pathway effectors, where TP53 can regulate YAP1/WWTR1 and vice versa depending on cellular context. The network connectivity between WWTR1 and TP53 represents a testable hypothesis for functional interaction warranting experimental validation of the specific regulatory direction in epithelial cells.</w:t>
       </w:r>
     </w:p>
     <w:p/>
@@ -2269,7 +2269,7 @@
     <w:p/>
     <w:p>
       <w:r>
-        <w:t>This comparison demonstrates that topology-based ranking can: (1) recapitulate experimentally validated regulators (WWTR1 and YAP1 from Hippo pathway, CHD4 from chromatin remodeling complexes (37-39)), and (2) generate testable hypotheses (RBPMS, PRRX2, THRA, IKZF2) for experimental follow-up. The framework serves as a hypothesis generation tool to prioritize candidates for experimental validation.</w:t>
+        <w:t>This comparison demonstrates that topology-based ranking can: (1) recapitulate experimentally validated regulators (WWTR1 and YAP1 from Hippo pathway, CHD4 from chromatin remodeling complexes (44-46)), and (2) generate testable hypotheses (RBPMS, PRRX2, THRA, IKZF2) for experimental follow-up. The framework serves as a hypothesis generation tool to prioritize candidates for experimental validation.</w:t>
       </w:r>
     </w:p>
     <w:p/>
@@ -2446,7 +2446,7 @@
           </w:tcPr>
           <w:p>
             <w:r>
-              <w:t>✓ Literature-supported (32-35)</w:t>
+              <w:t>✓ Literature-supported (39-42)</w:t>
             </w:r>
           </w:p>
         </w:tc>
@@ -2632,7 +2632,7 @@
           </w:tcPr>
           <w:p>
             <w:r>
-              <w:t>✓ Literature-supported (37-39)</w:t>
+              <w:t>✓ Literature-supported (44-46)</w:t>
             </w:r>
           </w:p>
         </w:tc>
@@ -2756,7 +2756,7 @@
           </w:tcPr>
           <w:p>
             <w:r>
-              <w:t>✓ Literature-supported (32-35)</w:t>
+              <w:t>✓ Literature-supported (39-42)</w:t>
             </w:r>
           </w:p>
         </w:tc>
@@ -3428,7 +3428,7 @@
     <w:p/>
     <w:p>
       <w:r>
-        <w:t>The colorectal cancer analysis revealed distinct regulatory architectures with therapeutic implications. Hub regulators (TP53, MYC, CTNNB1) with extensive downstream connectivity (163-427 targets) function as signal amplifiers but present off-target risks. Heavily regulated endpoints like CCND1 (42 upstream regulators) suggest complex regulatory integration requiring multi-pathway intervention strategies, while weakly regulated endpoints like KRAS (7 regulators) may offer simpler, more direct intervention points. TP53 therapeutic target prioritization revealed distributed regulatory control (7 regulators, each ~14% contribution), suggesting combinatorial therapeutic strategies may be necessary. The identification of YAP1/WWTR1 (Hippo pathway effectors) as top regulators aligns with recent interest in Hippo pathway-targeted therapies (34,35), demonstrating the framework can recapitulate and extend experimentally derived therapeutic hypotheses.</w:t>
+        <w:t>The colorectal cancer analysis revealed distinct regulatory architectures with therapeutic implications. Hub regulators (TP53, MYC, CTNNB1) with extensive downstream connectivity (163-427 targets) function as signal amplifiers but present off-target risks. Heavily regulated endpoints like CCND1 (42 upstream regulators) suggest complex regulatory integration requiring multi-pathway intervention strategies, while weakly regulated endpoints like KRAS (7 regulators) may offer simpler, more direct intervention points. TP53 therapeutic target prioritization revealed distributed regulatory control (7 regulators, each ~14% contribution), suggesting combinatorial therapeutic strategies may be necessary. The identification of YAP1/WWTR1 (Hippo pathway effectors) as top regulators aligns with recent interest in Hippo pathway-targeted therapies (41,42), demonstrating the framework can recapitulate and extend experimentally derived therapeutic hypotheses.</w:t>
       </w:r>
     </w:p>
     <w:p/>
@@ -3687,79 +3687,79 @@
     <w:p/>
     <w:p>
       <w:r>
-        <w:t>1. Babu MM, Luscombe NM, Aravind L, Gerstein M, Teichmann SA. Structure and evolution of transcriptional regulatory networks. Curr Opin Struct Biol. 2004;14(3):283-291.</w:t>
-      </w:r>
-    </w:p>
-    <w:p/>
-    <w:p>
-      <w:r>
-        <w:t>2. Davidson EH, Levine MS. Properties of developmental gene regulatory networks. Proc Natl Acad Sci USA. 2008;105(51):20063-20066.</w:t>
-      </w:r>
-    </w:p>
-    <w:p/>
-    <w:p>
-      <w:r>
-        <w:t>3. Califano A, Alvarez MJ. The recurrent architecture of tumour initiation, progression and drug sensitivity. Nat Rev Cancer. 2017;17(2):116-130.</w:t>
-      </w:r>
-    </w:p>
-    <w:p/>
-    <w:p>
-      <w:r>
-        <w:t>4. Sonawane AR, Platig J, Fagny M, et al. Understanding tissue-specific gene regulation. Cell Rep. 2017;21(4):1077-1088.</w:t>
-      </w:r>
-    </w:p>
-    <w:p/>
-    <w:p>
-      <w:r>
-        <w:t>5. Aibar S, González-Blas CB, Moerman T, et al. SCENIC: single-cell regulatory network inference and clustering. Nat Methods. 2017;14(11):1083-1086.</w:t>
-      </w:r>
-    </w:p>
-    <w:p/>
-    <w:p>
-      <w:r>
-        <w:t>6. Kamimoto K, Stringa B, Hoffmann CM, et al. Dissecting cell identity via network inference and in silico gene perturbation. Nature. 2023;614(7949):742-751.</w:t>
-      </w:r>
-    </w:p>
-    <w:p/>
-    <w:p>
-      <w:r>
-        <w:t>7. Szklarczyk D, Gable AL, Nastou KC, et al. The STRING database in 2021: customizable protein-protein networks, and functional characterization of user-uploaded gene/measurement sets. Nucleic Acids Res. 2021;49(D1):D605-D612.</w:t>
-      </w:r>
-    </w:p>
-    <w:p/>
-    <w:p>
-      <w:r>
-        <w:t>8. Oughtred R, Rust J, Chang C, et al. The BioGRID database: A comprehensive biomedical resource of curated protein, genetic, and chemical interactions. Protein Sci. 2021;30(1):187-200.</w:t>
-      </w:r>
-    </w:p>
-    <w:p/>
-    <w:p>
-      <w:r>
-        <w:t>9. Chen EY, Tan CM, Kou Y, et al. Enrichr: interactive and collaborative HTML5 gene list enrichment analysis tool. BMC Bioinformatics. 2013;14:128.</w:t>
-      </w:r>
-    </w:p>
-    <w:p/>
-    <w:p>
-      <w:r>
-        <w:t>10. Sherman BT, Hao M, Qiu J, et al. DAVID: a web server for functional enrichment analysis and functional annotation of gene lists (2021 update). Nucleic Acids Res. 2022;50(W1):W216-W221.</w:t>
-      </w:r>
-    </w:p>
-    <w:p/>
-    <w:p>
-      <w:r>
-        <w:t>11. Wooldridge M. An Introduction to MultiAgent Systems. 2nd ed. Wiley; 2009.</w:t>
-      </w:r>
-    </w:p>
-    <w:p/>
-    <w:p>
-      <w:r>
-        <w:t>12. LangGraph Documentation. LangChain AI. https://langchain-ai.github.io/langgraph/</w:t>
-      </w:r>
-    </w:p>
-    <w:p/>
-    <w:p>
-      <w:r>
-        <w:t>13. Anthropic. Model Context Protocol Documentation. https://modelcontextprotocol.io</w:t>
+        <w:t>1. Wooldridge M. An Introduction to MultiAgent Systems. 2nd ed. Wiley; 2009.</w:t>
+      </w:r>
+    </w:p>
+    <w:p/>
+    <w:p>
+      <w:r>
+        <w:t>2. LangGraph Documentation. LangChain AI. https://langchain-ai.github.io/langgraph/</w:t>
+      </w:r>
+    </w:p>
+    <w:p/>
+    <w:p>
+      <w:r>
+        <w:t>3. Anthropic. Model Context Protocol Documentation. https://modelcontextprotocol.io</w:t>
+      </w:r>
+    </w:p>
+    <w:p/>
+    <w:p>
+      <w:r>
+        <w:t>4. Babu MM, Luscombe NM, Aravind L, Gerstein M, Teichmann SA. Structure and evolution of transcriptional regulatory networks. Curr Opin Struct Biol. 2004;14(3):283-291.</w:t>
+      </w:r>
+    </w:p>
+    <w:p/>
+    <w:p>
+      <w:r>
+        <w:t>5. Davidson EH, Levine MS. Properties of developmental gene regulatory networks. Proc Natl Acad Sci USA. 2008;105(51):20063-20066.</w:t>
+      </w:r>
+    </w:p>
+    <w:p/>
+    <w:p>
+      <w:r>
+        <w:t>6. Califano A, Alvarez MJ. The recurrent architecture of tumour initiation, progression and drug sensitivity. Nat Rev Cancer. 2017;17(2):116-130.</w:t>
+      </w:r>
+    </w:p>
+    <w:p/>
+    <w:p>
+      <w:r>
+        <w:t>7. Sonawane AR, Platig J, Fagny M, et al. Understanding tissue-specific gene regulation. Cell Rep. 2017;21(4):1077-1088.</w:t>
+      </w:r>
+    </w:p>
+    <w:p/>
+    <w:p>
+      <w:r>
+        <w:t>8. Aibar S, González-Blas CB, Moerman T, et al. SCENIC: single-cell regulatory network inference and clustering. Nat Methods. 2017;14(11):1083-1086.</w:t>
+      </w:r>
+    </w:p>
+    <w:p/>
+    <w:p>
+      <w:r>
+        <w:t>9. Kamimoto K, Stringa B, Hoffmann CM, et al. Dissecting cell identity via network inference and in silico gene perturbation. Nature. 2023;614(7949):742-751.</w:t>
+      </w:r>
+    </w:p>
+    <w:p/>
+    <w:p>
+      <w:r>
+        <w:t>10. Szklarczyk D, Gable AL, Nastou KC, et al. The STRING database in 2021: customizable protein-protein networks, and functional characterization of user-uploaded gene/measurement sets. Nucleic Acids Res. 2021;49(D1):D605-D612.</w:t>
+      </w:r>
+    </w:p>
+    <w:p/>
+    <w:p>
+      <w:r>
+        <w:t>11. Oughtred R, Rust J, Chang C, et al. The BioGRID database: A comprehensive biomedical resource of curated protein, genetic, and chemical interactions. Protein Sci. 2021;30(1):187-200.</w:t>
+      </w:r>
+    </w:p>
+    <w:p/>
+    <w:p>
+      <w:r>
+        <w:t>12. Chen EY, Tan CM, Kou Y, et al. Enrichr: interactive and collaborative HTML5 gene list enrichment analysis tool. BMC Bioinformatics. 2013;14:128.</w:t>
+      </w:r>
+    </w:p>
+    <w:p/>
+    <w:p>
+      <w:r>
+        <w:t>13. Sherman BT, Hao M, Qiu J, et al. DAVID: a web server for functional enrichment analysis and functional annotation of gene lists (2021 update). Nucleic Acids Res. 2022;50(W1):W216-W221.</w:t>
       </w:r>
     </w:p>
     <w:p/>
@@ -3974,12 +3974,6 @@
     </w:p>
     <w:p/>
     <w:p/>
-    <w:p/>
-    <w:p>
-      <w:r>
-        <w:br w:type="page"/>
-      </w:r>
-    </w:p>
     <w:p/>
     <w:p>
       <w:pPr>

--- a/manuscript/regnetagents_preprint.docx
+++ b/manuscript/regnetagents_preprint.docx
@@ -477,7 +477,13 @@
     </w:p>
     <w:p>
       <w:r>
-        <w:t>For pathway enrichment, gene lists are constructed from the query gene plus its top 10 upstream regulators and top 10 downstream targets (ranked by network centrality). This focused approach is critical for balancing biological signal with statistical specificity: limiting to the immediate regulatory neighborhood captures direct mechanistic relationships while preventing pathway over-enrichment that occurs with large gene sets. Reactome enrichment analysis performs optimally with focused gene sets of 10-50 genes (as recommended in Reactome documentation); larger gene lists dilute specificity by matching too many broad pathways, while smaller lists lack statistical power. For hub regulators like MYC (427 targets), using all targets would produce overly general pathway enrichment; the top 10 approach focuses on the strongest regulatory relationships (highest PageRank and degree centrality) most likely to drive functional effects.</w:t>
+        <w:t>For pathway enrichment, gene lists are constructed from the query gene plus its top 10 upstream regulators and top 10 downstream targets (ranked by network centrality). This focused approach balances biological signal with statistical specificity. Limiting to the immediate regulatory neighborhood captures direct mechanistic relationships while preventing the pathway over-enrichment that occurs with large gene sets.</w:t>
+      </w:r>
+    </w:p>
+    <w:p/>
+    <w:p>
+      <w:r>
+        <w:t>Reactome enrichment analysis performs optimally with focused gene sets of 10-50 genes (as recommended in Reactome documentation). Larger gene lists dilute specificity by matching too many broad pathways, while smaller lists lack statistical power. For hub regulators like MYC (427 targets), using all targets would produce overly general pathway enrichment. The top 10 approach focuses on the strongest regulatory relationships (highest PageRank and degree centrality) most likely to drive functional effects.</w:t>
       </w:r>
     </w:p>
     <w:p/>
@@ -982,7 +988,38 @@
     <w:p/>
     <w:p>
       <w:r>
-        <w:t>Rule-Based Mode uses fixed network topology thresholds (applies ONLY to rule-based mode, NOT LLM mode): Cancer Biology Agent: Oncogenic potential (&gt;20 targets = high, &gt;5 = moderate, ≤5 = low), tumor suppressor likelihood (&gt;15 regulators = high, &gt;5 = moderate, ≤5 = low). Drug Development Agent: Intervention strategy (&gt;15 targets = inhibition candidate, &gt;10 regulators = activation candidate), development complexity (&gt;20 targets = high off-target risk, &gt;5 = moderate, ≤5 = low). Clinical Relevance Agent: Biomarker utility (heavily_regulated role = diagnostic, hub_regulator role = prognostic, other roles = predictive); disease association likelihood (&gt;15 regulators = high, &gt;5 = moderate, ≤5 = low), clinical actionability (&gt;10 regulators + hub/heavily-regulated role = high). These thresholds are exploratory heuristics chosen for demonstration purposes and have not been systematically validated against benchmark datasets (e.g., COSMIC Cancer Gene Census, DGIdb).</w:t>
+        <w:t>Rule-Based Mode uses fixed network topology thresholds. Note: These thresholds apply only to rule-based mode, not LLM mode.</w:t>
+      </w:r>
+    </w:p>
+    <w:p/>
+    <w:p>
+      <w:pPr>
+        <w:pStyle w:val="ListBullet"/>
+      </w:pPr>
+      <w:r>
+        <w:t>Cancer Biology Agent: Oncogenic potential (&gt;20 targets = high, &gt;5 = moderate, ≤5 = low); tumor suppressor likelihood (&gt;15 regulators = high, &gt;5 = moderate, ≤5 = low).</w:t>
+      </w:r>
+    </w:p>
+    <w:p>
+      <w:pPr>
+        <w:pStyle w:val="ListBullet"/>
+      </w:pPr>
+      <w:r>
+        <w:t>Drug Development Agent: Intervention strategy (&gt;15 targets = inhibition candidate, &gt;10 regulators = activation candidate); development complexity (&gt;20 targets = high off-target risk, &gt;5 = moderate, ≤5 = low).</w:t>
+      </w:r>
+    </w:p>
+    <w:p>
+      <w:pPr>
+        <w:pStyle w:val="ListBullet"/>
+      </w:pPr>
+      <w:r>
+        <w:t>Clinical Relevance Agent: Biomarker utility (heavily_regulated role = diagnostic, hub_regulator role = prognostic, other roles = predictive); disease association likelihood (&gt;15 regulators = high, &gt;5 = moderate, ≤5 = low); clinical actionability (&gt;10 regulators + hub/heavily-regulated role = high).</w:t>
+      </w:r>
+    </w:p>
+    <w:p/>
+    <w:p>
+      <w:r>
+        <w:t>These thresholds are exploratory heuristics chosen for demonstration purposes and have not been systematically validated against benchmark datasets (e.g., COSMIC Cancer Gene Census, DGIdb).</w:t>
       </w:r>
     </w:p>
     <w:p/>
@@ -1693,7 +1730,7 @@
     <w:p/>
     <w:p>
       <w:r>
-        <w:t>Rule-based mode provides deterministic analysis without LLM dependencies. LLM-powered mode adds domain-specific insights via local Ollama inference (llama3.1:8b) with 4 parallel agents. "Focused" mode emphasizes pathway enrichment via Reactome API, while "Comprehensive" mode adds complete regulator ranking analysis, making it slightly slower despite both being rule-based. PageRank pre-computation in network cache enables instant regulator ranking. All measurements via Claude Desktop MCP integration on standard desktop (Intel i7-14700F, 64GB RAM, Windows 11) with stable internet connection and Ollama server running locally.</w:t>
+        <w:t>Rule-based mode provides deterministic analysis without LLM dependencies. LLM-powered mode adds domain-specific insights via local Ollama inference (llama3.1:8b) with 4 parallel agents. "Focused" and "Comprehensive" modes emphasize different analytical priorities: Focused mode prioritizes pathway enrichment (requires Reactome API call with variable latency 0.3-1.5s), while Comprehensive mode prioritizes complete regulator ranking using pre-computed PageRank indices (instant). Both complete in under 1 second due to efficient caching; timing differences reflect Reactome API latency variation rather than computational complexity. All measurements via Claude Desktop MCP integration on standard desktop (Intel i7-14700F, 64GB RAM, Windows 11) with stable internet connection and Ollama server running locally.</w:t>
       </w:r>
     </w:p>
     <w:p/>

--- a/manuscript/regnetagents_preprint.docx
+++ b/manuscript/regnetagents_preprint.docx
@@ -374,7 +374,7 @@
     <w:p/>
     <w:p>
       <w:r>
-        <w:t>2. Scientific Workflow Optimization: While general-purpose frameworks (CrewAI, LangGraph) provide orchestration primitives, RegNetAgents specializes these for scientific analysis patterns—parallel domain-specific interpretation, data provenance tracking, statistical validation, and structured output formatting designed for experimental validation workflows.</w:t>
+        <w:t>2. Scientific Workflow Optimization: While general-purpose frameworks (CrewAI, LangGraph) provide orchestration primitives, RegNetAgents adapts these for scientific reproducibility requirements: parallel execution of specialized domain agents (cancer biology, drug discovery, clinical relevance, systems biology), quantitative validation (p-values, FDR corrections, centrality metrics), and structured output formatting for experimental validation. This specialization transforms generic agent coordination into reproducible scientific pipelines.</w:t>
       </w:r>
     </w:p>
     <w:p/>

--- a/manuscript/regnetagents_preprint.docx
+++ b/manuscript/regnetagents_preprint.docx
@@ -59,7 +59,7 @@
     <w:p/>
     <w:p>
       <w:r>
-        <w:t>We introduce RegNetAgents, a multi-agent large language model (LLM) system designed to automate complex scientific workflows that traditionally require extensive manual effort, domain expertise, and multi-tool coordination. The framework integrates four specialized agents that operate in parallel, coordinate through a shared state, and fall back to deterministic rule-based logic when LLM output is uncertain. This hybrid architecture enables reliable, fast, and reproducible workflow automation, transforming multi-hour analytical pipelines into second-scale execution through a unified conversational interface.</w:t>
+        <w:t>We introduce RegNetAgents, a multi-agent large language model (LLM) system designed to automate complex scientific workflows that traditionally require extensive manual effort, domain expertise, and multi-tool coordination. Built on the LangGraph orchestration framework, the system integrates four specialized agents that operate in parallel, coordinate through a shared state graph, and fall back to deterministic rule-based logic when LLM output is unavailable. This hybrid architecture enables reliable, fast, and reproducible workflow automation, transforming multi-hour analytical pipelines into second-scale execution through a unified conversational interface.</w:t>
       </w:r>
     </w:p>
     <w:p/>
@@ -4029,7 +4029,7 @@
     </w:p>
     <w:p>
       <w:r>
-        <w:t>Workflow schematic showing the directed acyclic graph of agent execution. User queries enter through the MCP server interface and are routed to the initialization/validation agent for gene identifier resolution. The network modeling agent retrieves regulators and targets from pre-computed ARACNe networks and classifies regulatory roles. Intelligent routing determines whether therapeutic target prioritization is triggered (genes with &gt;5 regulators). Pathway enrichment queries Reactome API for statistical validation. Four domain-specific agents (cancer biology, drug discovery, clinical relevance, systems biology) execute in parallel, each providing specialized interpretation. The integration agent synthesizes findings into a comprehensive JSON report. Dashed lines indicate conditional execution; solid lines indicate required steps.</w:t>
+        <w:t>Workflow schematic showing the LangGraph-orchestrated directed acyclic graph of agent execution. User queries enter through the MCP server interface and are routed to the initialization/validation agent for gene identifier resolution. The network modeling agent retrieves regulators and targets from pre-computed ARACNe networks and classifies regulatory roles. Intelligent routing determines whether therapeutic target prioritization is triggered (genes with &gt;5 regulators). Pathway enrichment queries Reactome API for statistical validation. Four domain-specific agents (cancer biology, drug discovery, clinical relevance, systems biology) execute in parallel, each providing specialized interpretation. The integration agent synthesizes findings into a comprehensive JSON report. Dashed lines indicate conditional execution; solid lines indicate required steps.</w:t>
       </w:r>
     </w:p>
     <w:p/>
